--- a/india_monitor_data/rag/documents/Strike_Intelligence/Port - Terminal Congestion_Pattern_Analysis.docx
+++ b/india_monitor_data/rag/documents/Strike_Intelligence/Port - Terminal Congestion_Pattern_Analysis.docx
@@ -13,7 +13,7 @@
     </w:p>
     <w:p>
       <w:r>
-        <w:t>Report Generated: 2026-09-08 14:22:30</w:t>
+        <w:t>Report Generated: 2026-09-09 16:49:46</w:t>
       </w:r>
     </w:p>
     <w:p>
@@ -23,7 +23,7 @@
     </w:p>
     <w:p>
       <w:r>
-        <w:t>Total Sector Incidents Analyzed: 15</w:t>
+        <w:t>Total Sector Incidents Analyzed: 18</w:t>
       </w:r>
     </w:p>
     <w:p>
@@ -49,7 +49,12 @@
     </w:p>
     <w:p>
       <w:r>
-        <w:t>• Global: 10 recorded incident(s)</w:t>
+        <w:t>• Global: 12 recorded incident(s)</w:t>
+      </w:r>
+    </w:p>
+    <w:p>
+      <w:r>
+        <w:t>• United States: 2 recorded incident(s)</w:t>
       </w:r>
     </w:p>
     <w:p>
@@ -60,11 +65,6 @@
     <w:p>
       <w:r>
         <w:t>• India: 2 recorded incident(s)</w:t>
-      </w:r>
-    </w:p>
-    <w:p>
-      <w:r>
-        <w:t>• United States: 1 recorded incident(s)</w:t>
       </w:r>
     </w:p>
     <w:p>
@@ -80,7 +80,7 @@
         <w:rPr>
           <w:b/>
         </w:rPr>
-        <w:t>Case #1: Trade all at sea: Freight rattled by delays, ship shortages and port congestion as West Asia conflict flares up again - The Economic Times</w:t>
+        <w:t>Case #1: West Asia crisis: Congestion at ports, exporters flag carriers’ ‘opportunistic pricing’ - indianexpress.com</w:t>
         <w:br/>
       </w:r>
       <w:r>
@@ -93,7 +93,7 @@
         <w:rPr>
           <w:b/>
         </w:rPr>
-        <w:t>Case #2: News Now US intermodal rail yards clog up as port congestion and delays continue - theloadstar.com</w:t>
+        <w:t>Case #2: 6 Reasons That Lead To Port Congestion - Marine Insight</w:t>
         <w:br/>
       </w:r>
       <w:r>
@@ -106,7 +106,7 @@
         <w:rPr>
           <w:b/>
         </w:rPr>
-        <w:t>Case #3: NAVIS N4 rollout leaves Durban Gateway fighting operational backlog - WorldCargo News</w:t>
+        <w:t>Case #3: News Now US intermodal rail yards clog up as port congestion and delays continue - The Loadstar</w:t>
         <w:br/>
       </w:r>
       <w:r>
@@ -119,7 +119,7 @@
         <w:rPr>
           <w:b/>
         </w:rPr>
-        <w:t>Case #4: News Inland waterway congestion grows as river levels fall and barge costs rise - The Loadstar</w:t>
+        <w:t>Case #4: Trade all at sea: Freight rattled by delays, ship shortages and port congestion as West Asia conflict flares up again - The Economic Times</w:t>
         <w:br/>
       </w:r>
       <w:r>
@@ -132,7 +132,7 @@
         <w:rPr>
           <w:b/>
         </w:rPr>
-        <w:t>Case #5: Trade all at sea: Freight rattled by delays, ship shortages and port congestion as West Asia conflict flar - economictimes.com</w:t>
+        <w:t>Case #5: News Now US intermodal rail yards clog up as port congestion and delays continue - theloadstar.com</w:t>
         <w:br/>
       </w:r>
       <w:r>
@@ -145,7 +145,7 @@
         <w:rPr>
           <w:b/>
         </w:rPr>
-        <w:t>Case #6: Below the surface: How small cyber incidents are quietly causing global port congestion - iumi.com</w:t>
+        <w:t>Case #6: NAVIS N4 rollout leaves Durban Gateway fighting operational backlog - WorldCargo News</w:t>
         <w:br/>
       </w:r>
       <w:r>
@@ -158,7 +158,7 @@
         <w:rPr>
           <w:b/>
         </w:rPr>
-        <w:t>Case #7: News Inland waterway congestion grows as river levels fall and barge costs rise - theloadstar.com</w:t>
+        <w:t>Case #7: News Inland waterway congestion grows as river levels fall and barge costs rise - The Loadstar</w:t>
         <w:br/>
       </w:r>
       <w:r>
@@ -171,7 +171,7 @@
         <w:rPr>
           <w:b/>
         </w:rPr>
-        <w:t>Case #8: China port congestion forces carrier schedule changes as vessel delays mount - mykn.kuehne-nagel.com</w:t>
+        <w:t>Case #8: Trade all at sea: Freight rattled by delays, ship shortages and port congestion as West Asia conflict flar - economictimes.com</w:t>
         <w:br/>
       </w:r>
       <w:r>
@@ -184,7 +184,7 @@
         <w:rPr>
           <w:b/>
         </w:rPr>
-        <w:t>Case #9: Trade all at sea: Freight rattled by delays, ship shortages and port congestion as West Asia conflict flar - The Economic Times</w:t>
+        <w:t>Case #9: Below the surface: How small cyber incidents are quietly causing global port congestion - iumi.com</w:t>
         <w:br/>
       </w:r>
       <w:r>
@@ -197,7 +197,7 @@
         <w:rPr>
           <w:b/>
         </w:rPr>
-        <w:t>Case #10: Below the surface: How small cyber incidents are quietly causing global port congestion - International Union of Marine Insurance</w:t>
+        <w:t>Case #10: News Inland waterway congestion grows as river levels fall and barge costs rise - theloadstar.com</w:t>
         <w:br/>
       </w:r>
       <w:r>
